--- a/pr-preview/pr-257/prediction-handout-tracked-changes.docx
+++ b/pr-preview/pr-257/prediction-handout-tracked-changes.docx
@@ -16,7 +16,7 @@
       </w:pPr>
       <w:del w:id="1" w:author="PR Preview" w:date="2026-01-01T00:00:00Z">
         <w:r>
-          <w:delText xml:space="preserve">Last modified: 2026-10-16 05:21:29 (PDT)</w:delText>
+          <w:delText xml:space="preserve">Last modified: 2026-10-16 07:21:05 (PDT)</w:delText>
         </w:r>
       </w:del>
     </w:p>
@@ -26,7 +26,7 @@
       </w:pPr>
       <w:ins w:id="2" w:author="PR Preview" w:date="2026-01-01T00:00:00Z">
         <w:r>
-          <w:t xml:space="preserve">Last modified: 2026-10-16 05:26:23 (PDT)</w:t>
+          <w:t xml:space="preserve">Last modified: 2026-10-16 10:01:37 (PDT)</w:t>
         </w:r>
       </w:ins>
     </w:p>
@@ -4286,64 +4286,66 @@
       <w:pPr>
         <w:pStyle w:val="Heading2"/>
       </w:pPr>
-      <w:del w:id="3" w:author="PR Preview" w:date="2026-01-01T00:00:00Z">
-        <w:r>
-          <w:delText xml:space="preserve">2 Mean squared error of predictions</w:delText>
-        </w:r>
-      </w:del>
+      <w:r>
+        <w:t xml:space="preserve">2 Sample mean squared error of predictions</w:t>
+      </w:r>
     </w:p>
+    <w:bookmarkStart w:id="27" w:name="def-prediction-mse"/>
     <w:p>
       <w:pPr>
         <w:pStyle w:val="FirstParagraph"/>
       </w:pPr>
-      <w:del w:id="4" w:author="PR Preview" w:date="2026-01-01T00:00:00Z">
-        <w:r>
-          <w:rPr>
-            <w:b/>
-            <w:bCs/>
-          </w:rPr>
-          <w:delText xml:space="preserve">Definition 5 (Mean squared error of predictions)</w:delText>
-        </w:r>
-      </w:del>
-      <w:del w:id="5" w:author="PR Preview" w:date="2026-01-01T00:00:00Z">
-        <w:r>
-          <w:delText xml:space="preserve"> </w:delText>
-        </w:r>
-      </w:del>
-      <w:del w:id="6" w:author="PR Preview" w:date="2026-01-01T00:00:00Z">
-        <w:r>
-          <w:delText xml:space="preserve">The</w:delText>
-        </w:r>
-      </w:del>
-      <w:del w:id="7" w:author="PR Preview" w:date="2026-01-01T00:00:00Z">
-        <w:r>
-          <w:delText xml:space="preserve"> </w:delText>
-        </w:r>
-      </w:del>
-      <w:del w:id="8" w:author="PR Preview" w:date="2026-01-01T00:00:00Z">
-        <w:r>
-          <w:rPr>
-            <w:b/>
-            <w:bCs/>
-          </w:rPr>
-          <w:delText xml:space="preserve">mean squared error</w:delText>
-        </w:r>
-      </w:del>
-      <w:del w:id="9" w:author="PR Preview" w:date="2026-01-01T00:00:00Z">
-        <w:r>
-          <w:delText xml:space="preserve"> </w:delText>
-        </w:r>
-      </w:del>
-      <w:del w:id="10" w:author="PR Preview" w:date="2026-01-01T00:00:00Z">
-        <w:r>
-          <w:delText xml:space="preserve">of predictions</w:delText>
-        </w:r>
-      </w:del>
-      <w:del w:id="11" w:author="PR Preview" w:date="2026-01-01T00:00:00Z">
-        <w:r>
-          <w:delText xml:space="preserve"> </w:delText>
-        </w:r>
-      </w:del>
+      <w:r>
+        <w:rPr>
+          <w:b/>
+          <w:bCs/>
+        </w:rPr>
+        <w:t xml:space="preserve">Definition 5 (Mean squared error of predictions)</w:t>
+      </w:r>
+      <w:r>
+        <w:t xml:space="preserve"> </w:t>
+      </w:r>
+      <w:r>
+        <w:t xml:space="preserve">The</w:t>
+      </w:r>
+      <w:r>
+        <w:t xml:space="preserve"> </w:t>
+      </w:r>
+      <w:r>
+        <w:rPr>
+          <w:b/>
+          <w:bCs/>
+        </w:rPr>
+        <w:t xml:space="preserve">sample mean squared error (sMSE)</w:t>
+      </w:r>
+      <w:r>
+        <w:t xml:space="preserve"> </w:t>
+      </w:r>
+      <w:r>
+        <w:t xml:space="preserve">of predictions,</w:t>
+      </w:r>
+      <w:r>
+        <w:t xml:space="preserve"> </w:t>
+      </w:r>
+      <w:r>
+        <w:t xml:space="preserve">also called their</w:t>
+      </w:r>
+      <w:r>
+        <w:t xml:space="preserve"> </w:t>
+      </w:r>
+      <w:r>
+        <w:rPr>
+          <w:b/>
+          <w:bCs/>
+        </w:rPr>
+        <w:t xml:space="preserve">mean squared error</w:t>
+      </w:r>
+      <w:r>
+        <w:t xml:space="preserve">,</w:t>
+      </w:r>
+      <w:r>
+        <w:t xml:space="preserve"> </w:t>
+      </w:r>
       <m:oMath>
         <m:sSub>
           <m:e>
@@ -4402,21 +4404,15 @@
           </m:sub>
         </m:sSub>
       </m:oMath>
-      <w:del w:id="12" w:author="PR Preview" w:date="2026-01-01T00:00:00Z">
-        <w:r>
-          <w:delText xml:space="preserve"> </w:delText>
-        </w:r>
-      </w:del>
-      <w:del w:id="13" w:author="PR Preview" w:date="2026-01-01T00:00:00Z">
-        <w:r>
-          <w:delText xml:space="preserve">of observed outcomes</w:delText>
-        </w:r>
-      </w:del>
-      <w:del w:id="14" w:author="PR Preview" w:date="2026-01-01T00:00:00Z">
-        <w:r>
-          <w:delText xml:space="preserve"> </w:delText>
-        </w:r>
-      </w:del>
+      <w:r>
+        <w:t xml:space="preserve"> </w:t>
+      </w:r>
+      <w:r>
+        <w:t xml:space="preserve">of observed outcomes</w:t>
+      </w:r>
+      <w:r>
+        <w:t xml:space="preserve"> </w:t>
+      </w:r>
       <m:oMath>
         <m:sSub>
           <m:e>
@@ -4461,276 +4457,26 @@
           </m:sub>
         </m:sSub>
       </m:oMath>
-      <w:del w:id="15" w:author="PR Preview" w:date="2026-01-01T00:00:00Z">
-        <w:r>
-          <w:delText xml:space="preserve"> </w:delText>
-        </w:r>
-      </w:del>
-      <w:del w:id="16" w:author="PR Preview" w:date="2026-01-01T00:00:00Z">
-        <w:r>
-          <w:delText xml:space="preserve">is the mean of their squared</w:delText>
-        </w:r>
-      </w:del>
-      <w:del w:id="17" w:author="PR Preview" w:date="2026-01-01T00:00:00Z">
-        <w:r>
-          <w:delText xml:space="preserve"> </w:delText>
-        </w:r>
-      </w:del>
+      <w:r>
+        <w:t xml:space="preserve"> </w:t>
+      </w:r>
+      <w:r>
+        <w:t xml:space="preserve">is the mean of their squared</w:t>
+      </w:r>
+      <w:r>
+        <w:t xml:space="preserve"> </w:t>
+      </w:r>
       <w:hyperlink w:anchor="def-prediction-error">
-        <w:del w:id="18" w:author="PR Preview" w:date="2026-01-01T00:00:00Z">
-          <w:r>
-            <w:rPr>
-              <w:rStyle w:val="Hyperlink"/>
-            </w:rPr>
-            <w:delText xml:space="preserve">prediction errors</w:delText>
-          </w:r>
-        </w:del>
-      </w:hyperlink>
-      <w:del w:id="19" w:author="PR Preview" w:date="2026-01-01T00:00:00Z">
-        <w:r>
-          <w:delText xml:space="preserve">:</w:delText>
-        </w:r>
-      </w:del>
-    </w:p>
-    <w:p>
-      <w:pPr>
-        <w:pStyle w:val="Heading2"/>
-      </w:pPr>
-      <w:ins w:id="20" w:author="PR Preview" w:date="2026-01-01T00:00:00Z">
-        <w:r>
-          <w:t xml:space="preserve">2 Sample mean squared error of predictions</w:t>
-        </w:r>
-      </w:ins>
-    </w:p>
-    <w:bookmarkStart w:id="27" w:name="def-prediction-mse"/>
-    <w:p>
-      <w:pPr>
-        <w:pStyle w:val="FirstParagraph"/>
-      </w:pPr>
-      <w:ins w:id="21" w:author="PR Preview" w:date="2026-01-01T00:00:00Z">
         <w:r>
           <w:rPr>
-            <w:b/>
-            <w:bCs/>
+            <w:rStyle w:val="Hyperlink"/>
           </w:rPr>
-          <w:t xml:space="preserve">Definition 5 (Mean squared error of predictions)</w:t>
+          <w:t xml:space="preserve">prediction errors</w:t>
         </w:r>
-      </w:ins>
-      <w:ins w:id="22" w:author="PR Preview" w:date="2026-01-01T00:00:00Z">
-        <w:r>
-          <w:t xml:space="preserve"> </w:t>
-        </w:r>
-      </w:ins>
-      <w:ins w:id="23" w:author="PR Preview" w:date="2026-01-01T00:00:00Z">
-        <w:r>
-          <w:t xml:space="preserve">The</w:t>
-        </w:r>
-      </w:ins>
-      <w:ins w:id="24" w:author="PR Preview" w:date="2026-01-01T00:00:00Z">
-        <w:r>
-          <w:t xml:space="preserve"> </w:t>
-        </w:r>
-      </w:ins>
-      <w:ins w:id="25" w:author="PR Preview" w:date="2026-01-01T00:00:00Z">
-        <w:r>
-          <w:rPr>
-            <w:b/>
-            <w:bCs/>
-          </w:rPr>
-          <w:t xml:space="preserve">sample mean squared error (sMSE)</w:t>
-        </w:r>
-      </w:ins>
-      <w:ins w:id="26" w:author="PR Preview" w:date="2026-01-01T00:00:00Z">
-        <w:r>
-          <w:t xml:space="preserve"> </w:t>
-        </w:r>
-      </w:ins>
-      <w:ins w:id="27" w:author="PR Preview" w:date="2026-01-01T00:00:00Z">
-        <w:r>
-          <w:t xml:space="preserve">of predictions,</w:t>
-        </w:r>
-      </w:ins>
-      <w:ins w:id="28" w:author="PR Preview" w:date="2026-01-01T00:00:00Z">
-        <w:r>
-          <w:t xml:space="preserve"> </w:t>
-        </w:r>
-      </w:ins>
-      <w:ins w:id="29" w:author="PR Preview" w:date="2026-01-01T00:00:00Z">
-        <w:r>
-          <w:t xml:space="preserve">also called their</w:t>
-        </w:r>
-      </w:ins>
-      <w:ins w:id="30" w:author="PR Preview" w:date="2026-01-01T00:00:00Z">
-        <w:r>
-          <w:t xml:space="preserve"> </w:t>
-        </w:r>
-      </w:ins>
-      <w:ins w:id="31" w:author="PR Preview" w:date="2026-01-01T00:00:00Z">
-        <w:r>
-          <w:rPr>
-            <w:b/>
-            <w:bCs/>
-          </w:rPr>
-          <w:t xml:space="preserve">mean squared error</w:t>
-        </w:r>
-      </w:ins>
-      <w:ins w:id="32" w:author="PR Preview" w:date="2026-01-01T00:00:00Z">
-        <w:r>
-          <w:t xml:space="preserve">,</w:t>
-        </w:r>
-      </w:ins>
-      <w:ins w:id="33" w:author="PR Preview" w:date="2026-01-01T00:00:00Z">
-        <w:r>
-          <w:t xml:space="preserve"> </w:t>
-        </w:r>
-      </w:ins>
-      <m:oMath>
-        <m:sSub>
-          <m:e>
-            <m:acc>
-              <m:accPr>
-                <m:chr m:val="̂"/>
-              </m:accPr>
-              <m:e>
-                <m:r>
-                  <m:t>y</m:t>
-                </m:r>
-              </m:e>
-            </m:acc>
-          </m:e>
-          <m:sub>
-            <m:r>
-              <m:t>1</m:t>
-            </m:r>
-          </m:sub>
-        </m:sSub>
-        <m:r>
-          <m:rPr>
-            <m:sty m:val="p"/>
-          </m:rPr>
-          <m:t>,</m:t>
-        </m:r>
-        <m:r>
-          <m:rPr>
-            <m:sty m:val="p"/>
-          </m:rPr>
-          <m:t>…</m:t>
-        </m:r>
-        <m:r>
-          <m:rPr>
-            <m:sty m:val="p"/>
-          </m:rPr>
-          <m:t>,</m:t>
-        </m:r>
-        <m:sSub>
-          <m:e>
-            <m:acc>
-              <m:accPr>
-                <m:chr m:val="̂"/>
-              </m:accPr>
-              <m:e>
-                <m:r>
-                  <m:t>y</m:t>
-                </m:r>
-              </m:e>
-            </m:acc>
-          </m:e>
-          <m:sub>
-            <m:r>
-              <m:t>n</m:t>
-            </m:r>
-          </m:sub>
-        </m:sSub>
-      </m:oMath>
-      <w:ins w:id="34" w:author="PR Preview" w:date="2026-01-01T00:00:00Z">
-        <w:r>
-          <w:t xml:space="preserve"> </w:t>
-        </w:r>
-      </w:ins>
-      <w:ins w:id="35" w:author="PR Preview" w:date="2026-01-01T00:00:00Z">
-        <w:r>
-          <w:t xml:space="preserve">of observed outcomes</w:t>
-        </w:r>
-      </w:ins>
-      <w:ins w:id="36" w:author="PR Preview" w:date="2026-01-01T00:00:00Z">
-        <w:r>
-          <w:t xml:space="preserve"> </w:t>
-        </w:r>
-      </w:ins>
-      <m:oMath>
-        <m:sSub>
-          <m:e>
-            <m:r>
-              <m:t>y</m:t>
-            </m:r>
-          </m:e>
-          <m:sub>
-            <m:r>
-              <m:t>1</m:t>
-            </m:r>
-          </m:sub>
-        </m:sSub>
-        <m:r>
-          <m:rPr>
-            <m:sty m:val="p"/>
-          </m:rPr>
-          <m:t>,</m:t>
-        </m:r>
-        <m:r>
-          <m:rPr>
-            <m:sty m:val="p"/>
-          </m:rPr>
-          <m:t>…</m:t>
-        </m:r>
-        <m:r>
-          <m:rPr>
-            <m:sty m:val="p"/>
-          </m:rPr>
-          <m:t>,</m:t>
-        </m:r>
-        <m:sSub>
-          <m:e>
-            <m:r>
-              <m:t>y</m:t>
-            </m:r>
-          </m:e>
-          <m:sub>
-            <m:r>
-              <m:t>n</m:t>
-            </m:r>
-          </m:sub>
-        </m:sSub>
-      </m:oMath>
-      <w:ins w:id="37" w:author="PR Preview" w:date="2026-01-01T00:00:00Z">
-        <w:r>
-          <w:t xml:space="preserve"> </w:t>
-        </w:r>
-      </w:ins>
-      <w:ins w:id="38" w:author="PR Preview" w:date="2026-01-01T00:00:00Z">
-        <w:r>
-          <w:t xml:space="preserve">is the mean of their squared</w:t>
-        </w:r>
-      </w:ins>
-      <w:ins w:id="39" w:author="PR Preview" w:date="2026-01-01T00:00:00Z">
-        <w:r>
-          <w:t xml:space="preserve"> </w:t>
-        </w:r>
-      </w:ins>
-      <w:hyperlink w:anchor="def-prediction-error">
-        <w:ins w:id="40" w:author="PR Preview" w:date="2026-01-01T00:00:00Z">
-          <w:r>
-            <w:rPr>
-              <w:rStyle w:val="Hyperlink"/>
-            </w:rPr>
-            <w:t xml:space="preserve">prediction errors</w:t>
-          </w:r>
-        </w:ins>
       </w:hyperlink>
-      <w:ins w:id="41" w:author="PR Preview" w:date="2026-01-01T00:00:00Z">
-        <w:r>
-          <w:t xml:space="preserve">:</w:t>
-        </w:r>
-      </w:ins>
+      <w:r>
+        <w:t xml:space="preserve">:</w:t>
+      </w:r>
     </w:p>
     <w:p>
       <w:pPr>
@@ -4745,7 +4491,7 @@
             <m:rPr>
               <m:sty m:val="p"/>
             </m:rPr>
-            <m:t>MSE</m:t>
+            <m:t>sMSE</m:t>
           </m:r>
           <m:r>
             <m:t>​</m:t>
@@ -4868,309 +4614,107 @@
       <w:pPr>
         <w:pStyle w:val="FirstParagraph"/>
       </w:pPr>
-      <w:del w:id="42" w:author="PR Preview" w:date="2026-01-01T00:00:00Z">
+      <w:r>
+        <w:rPr>
+          <w:i/>
+          <w:iCs/>
+        </w:rPr>
+        <w:t xml:space="preserve">Remark 4</w:t>
+      </w:r>
+      <w:r>
+        <w:t xml:space="preserve"> (Prediction sMSE, estimator pMSE and RSS). </w:t>
+      </w:r>
+      <w:hyperlink w:anchor="def-prediction-mse">
         <w:r>
           <w:rPr>
-            <w:i/>
-            <w:iCs/>
+            <w:rStyle w:val="Hyperlink"/>
           </w:rPr>
-          <w:delText xml:space="preserve">Remark 4</w:delText>
+          <w:t xml:space="preserve">Definition 5</w:t>
         </w:r>
-      </w:del>
-      <w:del w:id="43" w:author="PR Preview" w:date="2026-01-01T00:00:00Z">
+      </w:hyperlink>
+      <w:r>
+        <w:t xml:space="preserve"> </w:t>
+      </w:r>
+      <w:r>
+        <w:t xml:space="preserve">averages squared errors over observations,</w:t>
+      </w:r>
+      <w:r>
+        <w:t xml:space="preserve"> </w:t>
+      </w:r>
+      <w:r>
+        <w:t xml:space="preserve">where the</w:t>
+      </w:r>
+      <w:r>
+        <w:t xml:space="preserve"> </w:t>
+      </w:r>
+      <w:hyperlink r:id="rId28">
         <w:r>
-          <w:delText xml:space="preserve"> (Prediction MSE, estimator MSE and RSS). </w:delText>
+          <w:rPr>
+            <w:rStyle w:val="Hyperlink"/>
+          </w:rPr>
+          <w:t xml:space="preserve">pMSE of an estimator</w:t>
         </w:r>
-      </w:del>
-      <w:hyperlink w:anchor="def-prediction-mse">
-        <w:del w:id="44" w:author="PR Preview" w:date="2026-01-01T00:00:00Z">
-          <w:r>
-            <w:rPr>
-              <w:rStyle w:val="Hyperlink"/>
-            </w:rPr>
-            <w:delText xml:space="preserve">Definition 5</w:delText>
-          </w:r>
-        </w:del>
       </w:hyperlink>
-      <w:del w:id="45" w:author="PR Preview" w:date="2026-01-01T00:00:00Z">
+      <w:r>
+        <w:t xml:space="preserve"> </w:t>
+      </w:r>
+      <w:r>
+        <w:t xml:space="preserve">takes an expectation over repeated samples.</w:t>
+      </w:r>
+      <w:r>
+        <w:t xml:space="preserve"> </w:t>
+      </w:r>
+      <w:r>
+        <w:t xml:space="preserve">On the data used to fit the model,</w:t>
+      </w:r>
+      <w:r>
+        <w:t xml:space="preserve"> </w:t>
+      </w:r>
+      <w:r>
+        <w:t xml:space="preserve">the sMSE of the fitted values is the</w:t>
+      </w:r>
+      <w:r>
+        <w:t xml:space="preserve"> </w:t>
+      </w:r>
+      <w:hyperlink r:id="rId29">
         <w:r>
-          <w:delText xml:space="preserve"> </w:delText>
+          <w:rPr>
+            <w:rStyle w:val="Hyperlink"/>
+          </w:rPr>
+          <w:t xml:space="preserve">residual sum of squares</w:t>
         </w:r>
-      </w:del>
-      <w:del w:id="46" w:author="PR Preview" w:date="2026-01-01T00:00:00Z">
-        <w:r>
-          <w:delText xml:space="preserve">averages squared errors over observations,</w:delText>
-        </w:r>
-      </w:del>
-      <w:del w:id="47" w:author="PR Preview" w:date="2026-01-01T00:00:00Z">
-        <w:r>
-          <w:delText xml:space="preserve"> </w:delText>
-        </w:r>
-      </w:del>
-      <w:del w:id="48" w:author="PR Preview" w:date="2026-01-01T00:00:00Z">
-        <w:r>
-          <w:delText xml:space="preserve">where the</w:delText>
-        </w:r>
-      </w:del>
-      <w:del w:id="49" w:author="PR Preview" w:date="2026-01-01T00:00:00Z">
-        <w:r>
-          <w:delText xml:space="preserve"> </w:delText>
-        </w:r>
-      </w:del>
-      <w:hyperlink r:id="rId28">
-        <w:del w:id="50" w:author="PR Preview" w:date="2026-01-01T00:00:00Z">
-          <w:r>
-            <w:rPr>
-              <w:rStyle w:val="Hyperlink"/>
-            </w:rPr>
-            <w:delText xml:space="preserve">mean squared error of an estimator</w:delText>
-          </w:r>
-        </w:del>
       </w:hyperlink>
-      <w:del w:id="51" w:author="PR Preview" w:date="2026-01-01T00:00:00Z">
-        <w:r>
-          <w:delText xml:space="preserve"> </w:delText>
-        </w:r>
-      </w:del>
-      <w:del w:id="52" w:author="PR Preview" w:date="2026-01-01T00:00:00Z">
-        <w:r>
-          <w:delText xml:space="preserve">takes an expectation over repeated samples.</w:delText>
-        </w:r>
-      </w:del>
-      <w:del w:id="53" w:author="PR Preview" w:date="2026-01-01T00:00:00Z">
-        <w:r>
-          <w:delText xml:space="preserve"> </w:delText>
-        </w:r>
-      </w:del>
-      <w:del w:id="54" w:author="PR Preview" w:date="2026-01-01T00:00:00Z">
-        <w:r>
-          <w:delText xml:space="preserve">On the data used to fit the model,</w:delText>
-        </w:r>
-      </w:del>
-      <w:del w:id="55" w:author="PR Preview" w:date="2026-01-01T00:00:00Z">
-        <w:r>
-          <w:delText xml:space="preserve"> </w:delText>
-        </w:r>
-      </w:del>
-      <w:del w:id="56" w:author="PR Preview" w:date="2026-01-01T00:00:00Z">
-        <w:r>
-          <w:delText xml:space="preserve">the mean squared error of the fitted values is the</w:delText>
-        </w:r>
-      </w:del>
-      <w:del w:id="57" w:author="PR Preview" w:date="2026-01-01T00:00:00Z">
-        <w:r>
-          <w:delText xml:space="preserve"> </w:delText>
-        </w:r>
-      </w:del>
-      <w:hyperlink r:id="rId29">
-        <w:del w:id="58" w:author="PR Preview" w:date="2026-01-01T00:00:00Z">
-          <w:r>
-            <w:rPr>
-              <w:rStyle w:val="Hyperlink"/>
-            </w:rPr>
-            <w:delText xml:space="preserve">residual sum of squares</w:delText>
-          </w:r>
-        </w:del>
-      </w:hyperlink>
-      <w:del w:id="59" w:author="PR Preview" w:date="2026-01-01T00:00:00Z">
-        <w:r>
-          <w:delText xml:space="preserve"> </w:delText>
-        </w:r>
-      </w:del>
-      <w:del w:id="60" w:author="PR Preview" w:date="2026-01-01T00:00:00Z">
-        <w:r>
-          <w:delText xml:space="preserve">divided by</w:delText>
-        </w:r>
-      </w:del>
-      <w:del w:id="61" w:author="PR Preview" w:date="2026-01-01T00:00:00Z">
-        <w:r>
-          <w:delText xml:space="preserve"> </w:delText>
-        </w:r>
-      </w:del>
+      <w:r>
+        <w:t xml:space="preserve"> </w:t>
+      </w:r>
+      <w:r>
+        <w:t xml:space="preserve">divided by</w:t>
+      </w:r>
+      <w:r>
+        <w:t xml:space="preserve"> </w:t>
+      </w:r>
       <m:oMath>
         <m:r>
           <m:t>n</m:t>
         </m:r>
       </m:oMath>
-      <w:del w:id="62" w:author="PR Preview" w:date="2026-01-01T00:00:00Z">
-        <w:r>
-          <w:delText xml:space="preserve"> </w:delText>
-        </w:r>
-      </w:del>
-      <w:del w:id="63" w:author="PR Preview" w:date="2026-01-01T00:00:00Z">
-        <w:r>
-          <w:delText xml:space="preserve">(</w:delText>
-        </w:r>
-      </w:del>
+      <w:r>
+        <w:t xml:space="preserve"> </w:t>
+      </w:r>
+      <w:r>
+        <w:t xml:space="preserve">(</w:t>
+      </w:r>
       <w:hyperlink r:id="rId30">
-        <w:del w:id="64" w:author="PR Preview" w:date="2026-01-01T00:00:00Z">
-          <w:r>
-            <w:rPr>
-              <w:rStyle w:val="Hyperlink"/>
-            </w:rPr>
-            <w:delText xml:space="preserve">mean squared error and RSS</w:delText>
-          </w:r>
-        </w:del>
-      </w:hyperlink>
-      <w:del w:id="65" w:author="PR Preview" w:date="2026-01-01T00:00:00Z">
-        <w:r>
-          <w:delText xml:space="preserve">):</w:delText>
-        </w:r>
-      </w:del>
-    </w:p>
-    <w:p>
-      <w:pPr>
-        <w:pStyle w:val="FirstParagraph"/>
-      </w:pPr>
-      <w:ins w:id="66" w:author="PR Preview" w:date="2026-01-01T00:00:00Z">
         <w:r>
           <w:rPr>
-            <w:i/>
-            <w:iCs/>
+            <w:rStyle w:val="Hyperlink"/>
           </w:rPr>
-          <w:t xml:space="preserve">Remark 4</w:t>
+          <w:t xml:space="preserve">sMSE and RSS</w:t>
         </w:r>
-      </w:ins>
-      <w:ins w:id="67" w:author="PR Preview" w:date="2026-01-01T00:00:00Z">
-        <w:r>
-          <w:t xml:space="preserve"> (Prediction sMSE, estimator pMSE and RSS). </w:t>
-        </w:r>
-      </w:ins>
-      <w:hyperlink w:anchor="def-prediction-mse">
-        <w:ins w:id="68" w:author="PR Preview" w:date="2026-01-01T00:00:00Z">
-          <w:r>
-            <w:rPr>
-              <w:rStyle w:val="Hyperlink"/>
-            </w:rPr>
-            <w:t xml:space="preserve">Definition 5</w:t>
-          </w:r>
-        </w:ins>
       </w:hyperlink>
-      <w:ins w:id="69" w:author="PR Preview" w:date="2026-01-01T00:00:00Z">
-        <w:r>
-          <w:t xml:space="preserve"> </w:t>
-        </w:r>
-      </w:ins>
-      <w:ins w:id="70" w:author="PR Preview" w:date="2026-01-01T00:00:00Z">
-        <w:r>
-          <w:t xml:space="preserve">averages squared errors over observations,</w:t>
-        </w:r>
-      </w:ins>
-      <w:ins w:id="71" w:author="PR Preview" w:date="2026-01-01T00:00:00Z">
-        <w:r>
-          <w:t xml:space="preserve"> </w:t>
-        </w:r>
-      </w:ins>
-      <w:ins w:id="72" w:author="PR Preview" w:date="2026-01-01T00:00:00Z">
-        <w:r>
-          <w:t xml:space="preserve">where the</w:t>
-        </w:r>
-      </w:ins>
-      <w:ins w:id="73" w:author="PR Preview" w:date="2026-01-01T00:00:00Z">
-        <w:r>
-          <w:t xml:space="preserve"> </w:t>
-        </w:r>
-      </w:ins>
-      <w:hyperlink r:id="rId28">
-        <w:ins w:id="74" w:author="PR Preview" w:date="2026-01-01T00:00:00Z">
-          <w:r>
-            <w:rPr>
-              <w:rStyle w:val="Hyperlink"/>
-            </w:rPr>
-            <w:t xml:space="preserve">pMSE of an estimator</w:t>
-          </w:r>
-        </w:ins>
-      </w:hyperlink>
-      <w:ins w:id="75" w:author="PR Preview" w:date="2026-01-01T00:00:00Z">
-        <w:r>
-          <w:t xml:space="preserve"> </w:t>
-        </w:r>
-      </w:ins>
-      <w:ins w:id="76" w:author="PR Preview" w:date="2026-01-01T00:00:00Z">
-        <w:r>
-          <w:t xml:space="preserve">takes an expectation over repeated samples.</w:t>
-        </w:r>
-      </w:ins>
-      <w:ins w:id="77" w:author="PR Preview" w:date="2026-01-01T00:00:00Z">
-        <w:r>
-          <w:t xml:space="preserve"> </w:t>
-        </w:r>
-      </w:ins>
-      <w:ins w:id="78" w:author="PR Preview" w:date="2026-01-01T00:00:00Z">
-        <w:r>
-          <w:t xml:space="preserve">On the data used to fit the model,</w:t>
-        </w:r>
-      </w:ins>
-      <w:ins w:id="79" w:author="PR Preview" w:date="2026-01-01T00:00:00Z">
-        <w:r>
-          <w:t xml:space="preserve"> </w:t>
-        </w:r>
-      </w:ins>
-      <w:ins w:id="80" w:author="PR Preview" w:date="2026-01-01T00:00:00Z">
-        <w:r>
-          <w:t xml:space="preserve">the sMSE of the fitted values is the</w:t>
-        </w:r>
-      </w:ins>
-      <w:ins w:id="81" w:author="PR Preview" w:date="2026-01-01T00:00:00Z">
-        <w:r>
-          <w:t xml:space="preserve"> </w:t>
-        </w:r>
-      </w:ins>
-      <w:hyperlink r:id="rId29">
-        <w:ins w:id="82" w:author="PR Preview" w:date="2026-01-01T00:00:00Z">
-          <w:r>
-            <w:rPr>
-              <w:rStyle w:val="Hyperlink"/>
-            </w:rPr>
-            <w:t xml:space="preserve">residual sum of squares</w:t>
-          </w:r>
-        </w:ins>
-      </w:hyperlink>
-      <w:ins w:id="83" w:author="PR Preview" w:date="2026-01-01T00:00:00Z">
-        <w:r>
-          <w:t xml:space="preserve"> </w:t>
-        </w:r>
-      </w:ins>
-      <w:ins w:id="84" w:author="PR Preview" w:date="2026-01-01T00:00:00Z">
-        <w:r>
-          <w:t xml:space="preserve">divided by</w:t>
-        </w:r>
-      </w:ins>
-      <w:ins w:id="85" w:author="PR Preview" w:date="2026-01-01T00:00:00Z">
-        <w:r>
-          <w:t xml:space="preserve"> </w:t>
-        </w:r>
-      </w:ins>
-      <m:oMath>
-        <m:r>
-          <m:t>n</m:t>
-        </m:r>
-      </m:oMath>
-      <w:ins w:id="86" w:author="PR Preview" w:date="2026-01-01T00:00:00Z">
-        <w:r>
-          <w:t xml:space="preserve"> </w:t>
-        </w:r>
-      </w:ins>
-      <w:ins w:id="87" w:author="PR Preview" w:date="2026-01-01T00:00:00Z">
-        <w:r>
-          <w:t xml:space="preserve">(</w:t>
-        </w:r>
-      </w:ins>
-      <w:hyperlink r:id="rId30">
-        <w:ins w:id="88" w:author="PR Preview" w:date="2026-01-01T00:00:00Z">
-          <w:r>
-            <w:rPr>
-              <w:rStyle w:val="Hyperlink"/>
-            </w:rPr>
-            <w:t xml:space="preserve">sMSE and RSS</w:t>
-          </w:r>
-        </w:ins>
-      </w:hyperlink>
-      <w:ins w:id="89" w:author="PR Preview" w:date="2026-01-01T00:00:00Z">
-        <w:r>
-          <w:t xml:space="preserve">):</w:t>
-        </w:r>
-      </w:ins>
+      <w:r>
+        <w:t xml:space="preserve">):</w:t>
+      </w:r>
     </w:p>
     <w:p>
       <w:pPr>
@@ -5185,7 +4729,7 @@
             <m:rPr>
               <m:sty m:val="p"/>
             </m:rPr>
-            <m:t>MSE</m:t>
+            <m:t>sMSE</m:t>
           </m:r>
           <m:r>
             <m:t>​</m:t>
@@ -5341,7 +4885,7 @@
             <m:rPr>
               <m:sty m:val="p"/>
             </m:rPr>
-            <m:t>MSE</m:t>
+            <m:t>sMSE</m:t>
           </m:r>
           <m:r>
             <m:t>​</m:t>
@@ -7187,21 +6731,9 @@
       <w:pPr>
         <w:pStyle w:val="BodyText"/>
       </w:pPr>
-      <w:del w:id="90" w:author="PR Preview" w:date="2026-01-01T00:00:00Z">
-        <w:r>
-          <w:delText xml:space="preserve">The mean squared error of these predictions is</w:delText>
-        </w:r>
-      </w:del>
-    </w:p>
-    <w:p>
-      <w:pPr>
-        <w:pStyle w:val="BodyText"/>
-      </w:pPr>
-      <w:ins w:id="91" w:author="PR Preview" w:date="2026-01-01T00:00:00Z">
-        <w:r>
-          <w:t xml:space="preserve">The sMSE of these predictions is</w:t>
-        </w:r>
-      </w:ins>
+      <w:r>
+        <w:t xml:space="preserve">The sMSE of these predictions is</w:t>
+      </w:r>
     </w:p>
     <w:p>
       <w:pPr>
@@ -7218,7 +6750,7 @@
                 <m:rPr>
                   <m:sty m:val="p"/>
                 </m:rPr>
-                <m:t>MSE</m:t>
+                <m:t>sMSE</m:t>
               </m:r>
               <m:r>
                 <m:t>​</m:t>
@@ -7439,99 +6971,37 @@
       <w:pPr>
         <w:pStyle w:val="FirstParagraph"/>
       </w:pPr>
-      <w:del w:id="92" w:author="PR Preview" w:date="2026-01-01T00:00:00Z">
-        <w:r>
-          <w:rPr>
-            <w:i/>
-            <w:iCs/>
-          </w:rPr>
-          <w:delText xml:space="preserve">Remark 5</w:delText>
-        </w:r>
-      </w:del>
-      <w:del w:id="93" w:author="PR Preview" w:date="2026-01-01T00:00:00Z">
-        <w:r>
-          <w:delText xml:space="preserve"> (Estimation versus prediction). </w:delText>
-        </w:r>
-      </w:del>
-      <w:del w:id="94" w:author="PR Preview" w:date="2026-01-01T00:00:00Z">
-        <w:r>
-          <w:delText xml:space="preserve">Estimation and prediction both measure error as a signed difference,</w:delText>
-        </w:r>
-      </w:del>
-      <w:del w:id="95" w:author="PR Preview" w:date="2026-01-01T00:00:00Z">
-        <w:r>
-          <w:delText xml:space="preserve"> </w:delText>
-        </w:r>
-      </w:del>
-      <w:del w:id="96" w:author="PR Preview" w:date="2026-01-01T00:00:00Z">
-        <w:r>
-          <w:delText xml:space="preserve">and both summarize it with a mean squared error,</w:delText>
-        </w:r>
-      </w:del>
-      <w:del w:id="97" w:author="PR Preview" w:date="2026-01-01T00:00:00Z">
-        <w:r>
-          <w:delText xml:space="preserve"> </w:delText>
-        </w:r>
-      </w:del>
-      <w:del w:id="98" w:author="PR Preview" w:date="2026-01-01T00:00:00Z">
-        <w:r>
-          <w:delText xml:space="preserve">but they aim at different targets:</w:delText>
-        </w:r>
-      </w:del>
-    </w:p>
-    <w:p>
-      <w:pPr>
-        <w:pStyle w:val="FirstParagraph"/>
-      </w:pPr>
-      <w:ins w:id="99" w:author="PR Preview" w:date="2026-01-01T00:00:00Z">
-        <w:r>
-          <w:rPr>
-            <w:i/>
-            <w:iCs/>
-          </w:rPr>
-          <w:t xml:space="preserve">Remark 5</w:t>
-        </w:r>
-      </w:ins>
-      <w:ins w:id="100" w:author="PR Preview" w:date="2026-01-01T00:00:00Z">
-        <w:r>
-          <w:t xml:space="preserve"> (Estimation versus prediction). </w:t>
-        </w:r>
-      </w:ins>
-      <w:ins w:id="101" w:author="PR Preview" w:date="2026-01-01T00:00:00Z">
-        <w:r>
-          <w:t xml:space="preserve">Estimation and prediction both measure error as a signed difference,</w:t>
-        </w:r>
-      </w:ins>
-      <w:ins w:id="102" w:author="PR Preview" w:date="2026-01-01T00:00:00Z">
-        <w:r>
-          <w:t xml:space="preserve"> </w:t>
-        </w:r>
-      </w:ins>
-      <w:ins w:id="103" w:author="PR Preview" w:date="2026-01-01T00:00:00Z">
-        <w:r>
-          <w:t xml:space="preserve">and both summarize it with a mean squared error</w:t>
-        </w:r>
-      </w:ins>
-      <w:ins w:id="104" w:author="PR Preview" w:date="2026-01-01T00:00:00Z">
-        <w:r>
-          <w:t xml:space="preserve"> </w:t>
-        </w:r>
-      </w:ins>
-      <w:ins w:id="105" w:author="PR Preview" w:date="2026-01-01T00:00:00Z">
-        <w:r>
-          <w:t xml:space="preserve">(a pMSE for an estimator, an sMSE for predictions),</w:t>
-        </w:r>
-      </w:ins>
-      <w:ins w:id="106" w:author="PR Preview" w:date="2026-01-01T00:00:00Z">
-        <w:r>
-          <w:t xml:space="preserve"> </w:t>
-        </w:r>
-      </w:ins>
-      <w:ins w:id="107" w:author="PR Preview" w:date="2026-01-01T00:00:00Z">
-        <w:r>
-          <w:t xml:space="preserve">but they aim at different targets:</w:t>
-        </w:r>
-      </w:ins>
+      <w:r>
+        <w:rPr>
+          <w:i/>
+          <w:iCs/>
+        </w:rPr>
+        <w:t xml:space="preserve">Remark 5</w:t>
+      </w:r>
+      <w:r>
+        <w:t xml:space="preserve"> (Estimation versus prediction). </w:t>
+      </w:r>
+      <w:r>
+        <w:t xml:space="preserve">Estimation and prediction both measure error as a signed difference,</w:t>
+      </w:r>
+      <w:r>
+        <w:t xml:space="preserve"> </w:t>
+      </w:r>
+      <w:r>
+        <w:t xml:space="preserve">and both summarize it with a mean squared error</w:t>
+      </w:r>
+      <w:r>
+        <w:t xml:space="preserve"> </w:t>
+      </w:r>
+      <w:r>
+        <w:t xml:space="preserve">(a pMSE for an estimator, an sMSE for predictions),</w:t>
+      </w:r>
+      <w:r>
+        <w:t xml:space="preserve"> </w:t>
+      </w:r>
+      <w:r>
+        <w:t xml:space="preserve">but they aim at different targets:</w:t>
+      </w:r>
     </w:p>
     <w:p>
       <w:pPr>
@@ -7696,173 +7166,59 @@
           <w:numId w:val="1001"/>
         </w:numPr>
       </w:pPr>
-      <w:del w:id="108" w:author="PR Preview" w:date="2026-01-01T00:00:00Z">
+      <w:r>
+        <w:rPr>
+          <w:b/>
+          <w:bCs/>
+        </w:rPr>
+        <w:t xml:space="preserve">Mean squared error.</w:t>
+      </w:r>
+      <w:r>
+        <w:t xml:space="preserve"> </w:t>
+      </w:r>
+      <w:r>
+        <w:t xml:space="preserve">The</w:t>
+      </w:r>
+      <w:r>
+        <w:t xml:space="preserve"> </w:t>
+      </w:r>
+      <w:hyperlink r:id="rId41">
         <w:r>
           <w:rPr>
-            <w:b/>
-            <w:bCs/>
+            <w:rStyle w:val="Hyperlink"/>
           </w:rPr>
-          <w:delText xml:space="preserve">Mean squared error.</w:delText>
+          <w:t xml:space="preserve">pMSE of an estimator</w:t>
         </w:r>
-      </w:del>
-      <w:del w:id="109" w:author="PR Preview" w:date="2026-01-01T00:00:00Z">
-        <w:r>
-          <w:delText xml:space="preserve"> </w:delText>
-        </w:r>
-      </w:del>
-      <w:del w:id="110" w:author="PR Preview" w:date="2026-01-01T00:00:00Z">
-        <w:r>
-          <w:delText xml:space="preserve">The</w:delText>
-        </w:r>
-      </w:del>
-      <w:del w:id="111" w:author="PR Preview" w:date="2026-01-01T00:00:00Z">
-        <w:r>
-          <w:delText xml:space="preserve"> </w:delText>
-        </w:r>
-      </w:del>
-      <w:hyperlink r:id="rId41">
-        <w:del w:id="112" w:author="PR Preview" w:date="2026-01-01T00:00:00Z">
-          <w:r>
-            <w:rPr>
-              <w:rStyle w:val="Hyperlink"/>
-            </w:rPr>
-            <w:delText xml:space="preserve">mean squared error of an estimator</w:delText>
-          </w:r>
-        </w:del>
       </w:hyperlink>
-      <w:del w:id="113" w:author="PR Preview" w:date="2026-01-01T00:00:00Z">
-        <w:r>
-          <w:delText xml:space="preserve"> </w:delText>
-        </w:r>
-      </w:del>
-      <w:del w:id="114" w:author="PR Preview" w:date="2026-01-01T00:00:00Z">
-        <w:r>
-          <w:delText xml:space="preserve">is an expectation over repeated samples.</w:delText>
-        </w:r>
-      </w:del>
-      <w:del w:id="115" w:author="PR Preview" w:date="2026-01-01T00:00:00Z">
-        <w:r>
-          <w:delText xml:space="preserve"> </w:delText>
-        </w:r>
-      </w:del>
-      <w:del w:id="116" w:author="PR Preview" w:date="2026-01-01T00:00:00Z">
-        <w:r>
-          <w:delText xml:space="preserve">The</w:delText>
-        </w:r>
-      </w:del>
-      <w:del w:id="117" w:author="PR Preview" w:date="2026-01-01T00:00:00Z">
-        <w:r>
-          <w:delText xml:space="preserve"> </w:delText>
-        </w:r>
-      </w:del>
+      <w:r>
+        <w:t xml:space="preserve"> </w:t>
+      </w:r>
+      <w:r>
+        <w:t xml:space="preserve">is an expectation over repeated samples.</w:t>
+      </w:r>
+      <w:r>
+        <w:t xml:space="preserve"> </w:t>
+      </w:r>
+      <w:r>
+        <w:t xml:space="preserve">The</w:t>
+      </w:r>
+      <w:r>
+        <w:t xml:space="preserve"> </w:t>
+      </w:r>
       <w:hyperlink w:anchor="def-prediction-mse">
-        <w:del w:id="118" w:author="PR Preview" w:date="2026-01-01T00:00:00Z">
-          <w:r>
-            <w:rPr>
-              <w:rStyle w:val="Hyperlink"/>
-            </w:rPr>
-            <w:delText xml:space="preserve">mean squared error of predictions</w:delText>
-          </w:r>
-        </w:del>
-      </w:hyperlink>
-      <w:del w:id="119" w:author="PR Preview" w:date="2026-01-01T00:00:00Z">
-        <w:r>
-          <w:delText xml:space="preserve"> </w:delText>
-        </w:r>
-      </w:del>
-      <w:del w:id="120" w:author="PR Preview" w:date="2026-01-01T00:00:00Z">
-        <w:r>
-          <w:delText xml:space="preserve">is an average over observations.</w:delText>
-        </w:r>
-      </w:del>
-    </w:p>
-    <w:p>
-      <w:pPr>
-        <w:pStyle w:val="Compact"/>
-        <w:numPr>
-          <w:ilvl w:val="0"/>
-          <w:numId w:val="1001"/>
-        </w:numPr>
-      </w:pPr>
-      <w:ins w:id="121" w:author="PR Preview" w:date="2026-01-01T00:00:00Z">
         <w:r>
           <w:rPr>
-            <w:b/>
-            <w:bCs/>
+            <w:rStyle w:val="Hyperlink"/>
           </w:rPr>
-          <w:t xml:space="preserve">Mean squared error.</w:t>
+          <w:t xml:space="preserve">sMSE of predictions</w:t>
         </w:r>
-      </w:ins>
-      <w:ins w:id="122" w:author="PR Preview" w:date="2026-01-01T00:00:00Z">
-        <w:r>
-          <w:t xml:space="preserve"> </w:t>
-        </w:r>
-      </w:ins>
-      <w:ins w:id="123" w:author="PR Preview" w:date="2026-01-01T00:00:00Z">
-        <w:r>
-          <w:t xml:space="preserve">The</w:t>
-        </w:r>
-      </w:ins>
-      <w:ins w:id="124" w:author="PR Preview" w:date="2026-01-01T00:00:00Z">
-        <w:r>
-          <w:t xml:space="preserve"> </w:t>
-        </w:r>
-      </w:ins>
-      <w:hyperlink r:id="rId41">
-        <w:ins w:id="125" w:author="PR Preview" w:date="2026-01-01T00:00:00Z">
-          <w:r>
-            <w:rPr>
-              <w:rStyle w:val="Hyperlink"/>
-            </w:rPr>
-            <w:t xml:space="preserve">pMSE of an estimator</w:t>
-          </w:r>
-        </w:ins>
       </w:hyperlink>
-      <w:ins w:id="126" w:author="PR Preview" w:date="2026-01-01T00:00:00Z">
-        <w:r>
-          <w:t xml:space="preserve"> </w:t>
-        </w:r>
-      </w:ins>
-      <w:ins w:id="127" w:author="PR Preview" w:date="2026-01-01T00:00:00Z">
-        <w:r>
-          <w:t xml:space="preserve">is an expectation over repeated samples.</w:t>
-        </w:r>
-      </w:ins>
-      <w:ins w:id="128" w:author="PR Preview" w:date="2026-01-01T00:00:00Z">
-        <w:r>
-          <w:t xml:space="preserve"> </w:t>
-        </w:r>
-      </w:ins>
-      <w:ins w:id="129" w:author="PR Preview" w:date="2026-01-01T00:00:00Z">
-        <w:r>
-          <w:t xml:space="preserve">The</w:t>
-        </w:r>
-      </w:ins>
-      <w:ins w:id="130" w:author="PR Preview" w:date="2026-01-01T00:00:00Z">
-        <w:r>
-          <w:t xml:space="preserve"> </w:t>
-        </w:r>
-      </w:ins>
-      <w:hyperlink w:anchor="def-prediction-mse">
-        <w:ins w:id="131" w:author="PR Preview" w:date="2026-01-01T00:00:00Z">
-          <w:r>
-            <w:rPr>
-              <w:rStyle w:val="Hyperlink"/>
-            </w:rPr>
-            <w:t xml:space="preserve">sMSE of predictions</w:t>
-          </w:r>
-        </w:ins>
-      </w:hyperlink>
-      <w:ins w:id="132" w:author="PR Preview" w:date="2026-01-01T00:00:00Z">
-        <w:r>
-          <w:t xml:space="preserve"> </w:t>
-        </w:r>
-      </w:ins>
-      <w:ins w:id="133" w:author="PR Preview" w:date="2026-01-01T00:00:00Z">
-        <w:r>
-          <w:t xml:space="preserve">is an average over observations.</w:t>
-        </w:r>
-      </w:ins>
+      <w:r>
+        <w:t xml:space="preserve"> </w:t>
+      </w:r>
+      <w:r>
+        <w:t xml:space="preserve">is an average over observations.</w:t>
+      </w:r>
     </w:p>
     <w:p>
       <w:pPr>
